--- a/Documentacion/casos_de_uso/casos_de_uso_confirmados/Contenido,Configuracion,Estadisticas y Notificaciones/Plantilla Especificación de Casos de Uso_Crearcontenido.docx
+++ b/Documentacion/casos_de_uso/casos_de_uso_confirmados/Contenido,Configuracion,Estadisticas y Notificaciones/Plantilla Especificación de Casos de Uso_Crearcontenido.docx
@@ -541,7 +541,21 @@
               <w:rPr>
                 <w:rFonts w:ascii="Arial" w:hAnsi="Arial" w:cs="Arial"/>
               </w:rPr>
-              <w:t>1.El sistema muestra la pagina principal de contenidos con sus respectivas categorías.</w:t>
+              <w:t xml:space="preserve">1.El sistema muestra la </w:t>
+            </w:r>
+            <w:proofErr w:type="spellStart"/>
+            <w:r>
+              <w:rPr>
+                <w:rFonts w:ascii="Arial" w:hAnsi="Arial" w:cs="Arial"/>
+              </w:rPr>
+              <w:t>pagina</w:t>
+            </w:r>
+            <w:proofErr w:type="spellEnd"/>
+            <w:r>
+              <w:rPr>
+                <w:rFonts w:ascii="Arial" w:hAnsi="Arial" w:cs="Arial"/>
+              </w:rPr>
+              <w:t xml:space="preserve"> principal de contenidos con sus respectivas categorías.</w:t>
             </w:r>
           </w:p>
         </w:tc>
@@ -2044,11 +2058,33 @@
                 <w:b/>
               </w:rPr>
             </w:pPr>
+            <w:proofErr w:type="spellStart"/>
             <w:r>
               <w:rPr>
                 <w:b/>
               </w:rPr>
-              <w:t>N°  DE REQUERIMIENTOS FUNCIONALES – NO FUNCIONALES</w:t>
+              <w:t>N</w:t>
+            </w:r>
+            <w:proofErr w:type="gramStart"/>
+            <w:r>
+              <w:rPr>
+                <w:b/>
+              </w:rPr>
+              <w:t>°</w:t>
+            </w:r>
+            <w:proofErr w:type="spellEnd"/>
+            <w:r>
+              <w:rPr>
+                <w:b/>
+              </w:rPr>
+              <w:t xml:space="preserve">  DE</w:t>
+            </w:r>
+            <w:proofErr w:type="gramEnd"/>
+            <w:r>
+              <w:rPr>
+                <w:b/>
+              </w:rPr>
+              <w:t xml:space="preserve"> REQUERIMIENTOS FUNCIONALES – NO FUNCIONALES</w:t>
             </w:r>
           </w:p>
         </w:tc>
@@ -2131,7 +2167,30 @@
                 <w:rFonts w:ascii="Arial" w:hAnsi="Arial" w:cs="Arial"/>
                 <w:shd w:val="clear" w:color="auto" w:fill="FFFFFF"/>
               </w:rPr>
-              <w:t>RF-22</w:t>
+              <w:t>RF-</w:t>
+            </w:r>
+            <w:proofErr w:type="gramStart"/>
+            <w:r>
+              <w:rPr>
+                <w:rFonts w:ascii="Arial" w:hAnsi="Arial" w:cs="Arial"/>
+                <w:shd w:val="clear" w:color="auto" w:fill="FFFFFF"/>
+              </w:rPr>
+              <w:t>22</w:t>
+            </w:r>
+            <w:r>
+              <w:rPr>
+                <w:rFonts w:ascii="Arial" w:hAnsi="Arial" w:cs="Arial"/>
+                <w:shd w:val="clear" w:color="auto" w:fill="FFFFFF"/>
+              </w:rPr>
+              <w:t>,RF</w:t>
+            </w:r>
+            <w:proofErr w:type="gramEnd"/>
+            <w:r>
+              <w:rPr>
+                <w:rFonts w:ascii="Arial" w:hAnsi="Arial" w:cs="Arial"/>
+                <w:shd w:val="clear" w:color="auto" w:fill="FFFFFF"/>
+              </w:rPr>
+              <w:t>-39</w:t>
             </w:r>
           </w:p>
           <w:p>
@@ -2191,15 +2250,33 @@
                 <w:color w:val="0D0D0D"/>
                 <w:shd w:val="clear" w:color="auto" w:fill="FFFFFF"/>
               </w:rPr>
-              <w:t>RNF-4, RNF-5,</w:t>
-            </w:r>
+              <w:t>RNF-4, RNF-</w:t>
+            </w:r>
+            <w:proofErr w:type="gramStart"/>
             <w:r>
               <w:rPr>
                 <w:rFonts w:ascii="Arial" w:hAnsi="Arial" w:cs="Arial"/>
                 <w:color w:val="0D0D0D"/>
                 <w:shd w:val="clear" w:color="auto" w:fill="FFFFFF"/>
               </w:rPr>
-              <w:t>RNF-6,</w:t>
+              <w:t>5,</w:t>
+            </w:r>
+            <w:r>
+              <w:rPr>
+                <w:rFonts w:ascii="Arial" w:hAnsi="Arial" w:cs="Arial"/>
+                <w:color w:val="0D0D0D"/>
+                <w:shd w:val="clear" w:color="auto" w:fill="FFFFFF"/>
+              </w:rPr>
+              <w:t>RNF</w:t>
+            </w:r>
+            <w:proofErr w:type="gramEnd"/>
+            <w:r>
+              <w:rPr>
+                <w:rFonts w:ascii="Arial" w:hAnsi="Arial" w:cs="Arial"/>
+                <w:color w:val="0D0D0D"/>
+                <w:shd w:val="clear" w:color="auto" w:fill="FFFFFF"/>
+              </w:rPr>
+              <w:t>-6,</w:t>
             </w:r>
             <w:r>
               <w:rPr>
